--- a/az/discovery-articles/7.1 Süni intellekt.docx
+++ b/az/discovery-articles/7.1 Süni intellekt.docx
@@ -4,601 +4,398 @@
   <w:body>
     <w:p>
       <w:pPr>
-        <w:keepNext/>
-        <w:spacing w:before="280" w:after="120"/>
+        <w:pStyle w:val="Title"/>
+        <w:widowControl/>
       </w:pPr>
       <w:r>
-        <w:rPr>
-          <w:rFonts w:ascii="Calibri" w:hAnsi="Calibri" w:eastAsia="Calibri"/>
-          <w:b/>
-          <w:i w:val="0"/>
-          <w:color w:val="004E8C"/>
-          <w:sz w:val="44"/>
-        </w:rPr>
         <w:t>7.1 Süni intellekt</w:t>
       </w:r>
     </w:p>
     <w:p>
       <w:pPr>
-        <w:spacing w:after="80"/>
+        <w:keepNext/>
+        <w:widowControl/>
       </w:pPr>
       <w:r>
         <w:rPr>
-          <w:rFonts w:ascii="Calibri" w:hAnsi="Calibri" w:eastAsia="Calibri"/>
-          <w:b w:val="0"/>
-          <w:i/>
-          <w:color w:val="505050"/>
-          <w:sz w:val="22"/>
+          <w:sz w:val="20"/>
         </w:rPr>
-        <w:t>7. Yeni və transformativ texnologiyalar</w:t>
-      </w:r>
-    </w:p>
-    <w:p>
-      <w:pPr>
-        <w:spacing w:after="200"/>
-      </w:pPr>
-      <w:r>
-        <w:rPr>
-          <w:rFonts w:ascii="Calibri" w:hAnsi="Calibri" w:eastAsia="Calibri"/>
-          <w:b w:val="0"/>
-          <w:i/>
-          <w:sz w:val="22"/>
-        </w:rPr>
-        <w:t>Dövr: 1950-ci il (Türinq testi); 1956-cı il (Dartmut konfransı, “süni intellekt” termininin yaranması); təxminən 2012-ci ildən indiki yüksəliş dövrü | Əsas simalar: Alan Türinq; Con Makkarti; Marvin Minski; Ceffri Hinton; Yan Lekun; Yoşua Bencio</w:t>
-      </w:r>
-    </w:p>
-    <w:p>
-      <w:pPr>
-        <w:spacing w:after="160" w:line="276" w:lineRule="auto"/>
-      </w:pPr>
-      <w:r>
-        <w:rPr>
-          <w:rFonts w:ascii="Calibri" w:hAnsi="Calibri" w:eastAsia="Calibri"/>
-          <w:b w:val="0"/>
-          <w:i w:val="0"/>
-          <w:sz w:val="22"/>
-        </w:rPr>
-        <w:t>Süni intellekt nitqin tanınmasından oyun oynamağa qədər, insan zəkası tələb etdiyi düşünülən tapşırıqları maşınlara yerinə yetirmək cəhdidir. Müasir sistemlər böyük həcmdə məlumatdan qanunauyğunluqları öyrənir.</w:t>
+        <w:t>7 Yeni və dəyişdirici texnologiyalar</w:t>
       </w:r>
     </w:p>
     <w:p>
       <w:pPr>
         <w:keepNext/>
-        <w:spacing w:before="240" w:after="120"/>
+        <w:widowControl/>
       </w:pPr>
       <w:r>
         <w:rPr>
-          <w:rFonts w:ascii="Calibri" w:hAnsi="Calibri" w:eastAsia="Calibri"/>
-          <w:b/>
-          <w:i w:val="0"/>
-          <w:color w:val="004E8C"/>
-          <w:sz w:val="28"/>
+          <w:sz w:val="20"/>
         </w:rPr>
-        <w:t>Əsas faktlar</w:t>
+        <w:t>Dövr: 1950 (Türinq testi); 1956 (Dartmut konfransı və «süni intellekt» adının yaranması); təxminən 2012-ci ildən indiki yüksəliş | Əsas şəxslər: Alan Türinq; Con Makkarti; Marvin Minski; Ceffri Hinton; Yann Lekun; Yoşua Benjio</w:t>
+      </w:r>
+    </w:p>
+    <w:p>
+      <w:pPr>
+        <w:widowControl/>
+      </w:pPr>
+      <w:r>
+        <w:t>Süni intellekt nitqi tanımaqdan oyun oynamağa qədər insan zəkası tələb etdiyi düşünülən işləri maşına gördürmək cəhdidir. Müasir sistemlər böyük həcmdə məlumatdakı qanunauyğunluqları öyrənir.</w:t>
+      </w:r>
+    </w:p>
+    <w:p>
+      <w:pPr>
+        <w:pStyle w:val="Heading1"/>
+        <w:widowControl/>
+      </w:pPr>
+      <w:r>
+        <w:t>Əsas məlumatlar</w:t>
       </w:r>
     </w:p>
     <w:p>
       <w:pPr>
         <w:pStyle w:val="ListBullet"/>
+        <w:widowControl/>
       </w:pPr>
       <w:r>
-        <w:rPr>
-          <w:rFonts w:ascii="Calibri" w:hAnsi="Calibri" w:eastAsia="Calibri"/>
-          <w:b w:val="0"/>
-          <w:i w:val="0"/>
-          <w:sz w:val="22"/>
-        </w:rPr>
-        <w:t>Alan Türinq 1950-ci ildə maşınların düşünüb-düşünə bilmədiyi sualını irəli sürdü və bunu yoxlamaq üçün test təklif etdi</w:t>
+        <w:t>Alan Türinq 1950-ci ildə maşınların düşünüb-düşünə bilməyəcəyini soruşdu və bunu qiymətləndirmək üçün test təklif etdi.</w:t>
       </w:r>
     </w:p>
     <w:p>
       <w:pPr>
         <w:pStyle w:val="ListBullet"/>
+        <w:widowControl/>
       </w:pPr>
       <w:r>
-        <w:rPr>
-          <w:rFonts w:ascii="Calibri" w:hAnsi="Calibri" w:eastAsia="Calibri"/>
-          <w:b w:val="0"/>
-          <w:i w:val="0"/>
-          <w:sz w:val="22"/>
-        </w:rPr>
-        <w:t>1956-cı il Dartmut seminarı “süni intellekt” adını geniş yaydı</w:t>
+        <w:t>1956-cı il Dartmut toplantısı «süni intellekt» adını yaydı.</w:t>
       </w:r>
     </w:p>
     <w:p>
       <w:pPr>
         <w:pStyle w:val="ListBullet"/>
+        <w:widowControl/>
       </w:pPr>
       <w:r>
-        <w:rPr>
-          <w:rFonts w:ascii="Calibri" w:hAnsi="Calibri" w:eastAsia="Calibri"/>
-          <w:b w:val="0"/>
-          <w:i w:val="0"/>
-          <w:sz w:val="22"/>
-        </w:rPr>
-        <w:t>Maşın öyrənməsi proqramın yalnız əvvəlcədən yazılmış qaydalarla deyil, nümunələr əsasında təkmilləşməsinə imkan verir</w:t>
+        <w:t>Maşın öyrənməsi proqramın yalnız insanın yazdığı qaydalarla deyil, nümunələrdən öyrənərək təkmilləşməsinə imkan verir.</w:t>
       </w:r>
     </w:p>
     <w:p>
       <w:pPr>
         <w:pStyle w:val="ListBullet"/>
+        <w:widowControl/>
       </w:pPr>
       <w:r>
-        <w:rPr>
-          <w:rFonts w:ascii="Calibri" w:hAnsi="Calibri" w:eastAsia="Calibri"/>
-          <w:b w:val="0"/>
-          <w:i w:val="0"/>
-          <w:sz w:val="22"/>
-        </w:rPr>
-        <w:t>Dərin neyron şəbəkələri təxminən 2012-ci ildən sonra sahədə sürətli yüksəliş yaratdı</w:t>
+        <w:t>Dərin neyron şəbəkələri təxminən 2012-ci ildən güclü yüksəlişə səbəb oldu.</w:t>
       </w:r>
     </w:p>
     <w:p>
       <w:pPr>
         <w:pStyle w:val="ListBullet"/>
+        <w:widowControl/>
       </w:pPr>
       <w:r>
-        <w:rPr>
-          <w:rFonts w:ascii="Calibri" w:hAnsi="Calibri" w:eastAsia="Calibri"/>
-          <w:b w:val="0"/>
-          <w:i w:val="0"/>
-          <w:sz w:val="22"/>
-        </w:rPr>
-        <w:t>Süni intellekt tək bir şüurlu maşın deyil, müxtəlif üsullar toplusudur</w:t>
+        <w:t>Süni intellekt şüurlu tək bir maşın deyil, üsullar toplusudur.</w:t>
       </w:r>
     </w:p>
     <w:p>
       <w:pPr>
-        <w:keepNext/>
-        <w:spacing w:before="240" w:after="120"/>
+        <w:pStyle w:val="Heading1"/>
+        <w:widowControl/>
       </w:pPr>
       <w:r>
-        <w:rPr>
-          <w:rFonts w:ascii="Calibri" w:hAnsi="Calibri" w:eastAsia="Calibri"/>
-          <w:b/>
-          <w:i w:val="0"/>
-          <w:color w:val="004E8C"/>
-          <w:sz w:val="28"/>
-        </w:rPr>
         <w:t>Bu nədir</w:t>
       </w:r>
     </w:p>
     <w:p>
       <w:pPr>
-        <w:spacing w:after="160" w:line="276" w:lineRule="auto"/>
+        <w:widowControl/>
       </w:pPr>
       <w:r>
-        <w:rPr>
-          <w:rFonts w:ascii="Calibri" w:hAnsi="Calibri" w:eastAsia="Calibri"/>
-          <w:b w:val="0"/>
-          <w:i w:val="0"/>
-          <w:sz w:val="22"/>
-        </w:rPr>
-        <w:t>Süni intellekt (Sİ) təsvirləri təsnif edən, dillər arasında tərcümə aparan, gediş tövsiyə edən və ya mətnlə şəkil yaradan sistemlər quran kompüter elmi sahəsidir. Müasir dövrdə üstünlük təşkil edən yanaşma maşın öyrənməsidir: proqram daxili ədədi parametrlərini elə dəyişir ki, nəticələri verilmiş nümunələrə daha yaxşı uyğun gəlsin. Neyron şəbəkəsi beyindən sərbəst şəkildə ilhamlanan çoxqatlı hesablama sistemidir, şüurun surəti deyil. Bugünkü süni intellekt qanunauyğunluqları tapmaq üçün güclü vasitədir; qutunun içində yaşayan insan deyil.</w:t>
+        <w:t>Süni intellekt — Sİ, ingiliscə «Artificial Intelligence», AI — təsvirləri sinifləndirən, dilləri tərcümə edən, gediş tövsiyə edən, mətn və şəkil yaradan sistemləri hazırlayan informatika sahəsidir. Müasir əsas yanaşma maşın öyrənməsidir: proqram daxili ədədi parametrlərini dəyişir ki, nəticələri nümunələrə daha yaxşı uyğun gəlsin. Neyron şəbəkəsi beyindən ümumi şəkildə ilhamlanan çoxqatlı hesablamadır, zehnin surəti deyil. Bugünkü süni intellekt qanunauyğunluqları emal edən güclü vasitədir; qutunun içindəki insan deyil.</w:t>
       </w:r>
     </w:p>
     <w:p>
       <w:pPr>
-        <w:keepNext/>
-        <w:spacing w:before="240" w:after="120"/>
+        <w:pStyle w:val="Heading1"/>
+        <w:widowControl/>
       </w:pPr>
       <w:r>
-        <w:rPr>
-          <w:rFonts w:ascii="Calibri" w:hAnsi="Calibri" w:eastAsia="Calibri"/>
-          <w:b/>
-          <w:i w:val="0"/>
-          <w:color w:val="004E8C"/>
-          <w:sz w:val="28"/>
-        </w:rPr>
-        <w:t>Onu kim kəşf və ya ixtira edib</w:t>
+        <w:t>Kim kəşf edib və ya yaradıb</w:t>
       </w:r>
     </w:p>
     <w:p>
       <w:pPr>
-        <w:spacing w:after="160" w:line="276" w:lineRule="auto"/>
+        <w:widowControl/>
       </w:pPr>
       <w:r>
-        <w:rPr>
-          <w:rFonts w:ascii="Calibri" w:hAnsi="Calibri" w:eastAsia="Calibri"/>
-          <w:b w:val="0"/>
-          <w:i w:val="0"/>
-          <w:sz w:val="22"/>
-        </w:rPr>
-        <w:t>Ada Lavleys və Alan Türinq bu ideyanın fəlsəfi başlanğıcında dayanırlar. Con Makkarti, Marvin Minski, Nataniel Roçester və Klod Şennonun təşkil etdiyi 1956-cı il Dartmut konfransı sahəyə ad verdi. İlk onilliklərdə məntiq, oyunlar, sonralar isə statistik öyrənmə yanaşmaları bir arada inkişaf etdi. Ceffri Hinton, Yan Lekun, Yoşua Bencio və çoxsaylı başqa tədqiqatçı neyron şəbəkələrini yenidən canlandırdı; 2012-ci ildə təsvirlərin tanınması üzrə əldə olunan nəticə ictimai dönüş nöqtəsinə çevrildi. Ardınca böyük şirkətlər məlumat və hesablama gücünü artıraraq bu üsulları geniş miqyasda tətbiq etdilər.</w:t>
+        <w:t>Ada Lavleys və Türinq bu sahənin fəlsəfi başlanğıcında dayanırlar. Con Makkarti, Marvin Minski, Nataniel Roçester və Klod Şennonun təşkil etdiyi 1956-cı il Dartmut konfransı sahəyə ad verdi. İlk onilliklər məntiqi, oyunları, sonralar statistik öyrənməni birləşdirdi. Ceffri Hinton, Yann Lekun, Yoşua Benjio və bir çox başqaları neyron şəbəkələrini yenidən inkişaf etdirdilər. 2012-ci ildə təsvir tanımada əldə edilən nəticə geniş diqqət çəkən dönüş nöqtəsi oldu. Böyük şirkətlər daha sonra məlumat və hesablama gücü ilə bu üsulların miqyasını artırdılar.</w:t>
       </w:r>
     </w:p>
     <w:p>
       <w:pPr>
-        <w:keepNext/>
-        <w:spacing w:before="240" w:after="120"/>
+        <w:pStyle w:val="Heading1"/>
+        <w:widowControl/>
       </w:pPr>
       <w:r>
-        <w:rPr>
-          <w:rFonts w:ascii="Calibri" w:hAnsi="Calibri" w:eastAsia="Calibri"/>
-          <w:b/>
-          <w:i w:val="0"/>
-          <w:color w:val="004E8C"/>
-          <w:sz w:val="28"/>
-        </w:rPr>
-        <w:t>Nə vaxt və necə meydana gəlib</w:t>
+        <w:t>Nə vaxt və necə yaranıb</w:t>
       </w:r>
     </w:p>
     <w:p>
       <w:pPr>
-        <w:spacing w:after="160" w:line="276" w:lineRule="auto"/>
+        <w:widowControl/>
       </w:pPr>
       <w:r>
-        <w:rPr>
-          <w:rFonts w:ascii="Calibri" w:hAnsi="Calibri" w:eastAsia="Calibri"/>
-          <w:b w:val="0"/>
-          <w:i w:val="0"/>
-          <w:sz w:val="22"/>
-        </w:rPr>
-        <w:t>İdeya qədimdir, lakin indiki dalğa üçün böyük məlumat toplusu, paralel hesablamada güclü olan qrafik prosessorlar və internetdəki nişanlanmış nümunələr lazım idi. Vədlər aparat imkanlarını qabaqladıqda sahə bir neçə dəfə “süni intellekt qışı” yaşadı. 2010–2020-ci illərdə bulud hesablamaları, nəhəng mətn və təsvir kolleksiyaları əlverişli şərait yaratdı. Söhbət botları və təsvir generatorları bundan sonra süni intellekti gündəlik anlayışa çevirdi. Həqiqi imkanlarla şişirdilmiş gözləntilər eyni vaxtda artdı.</w:t>
+        <w:t>İdeya köhnədir, lakin indiki dalğa böyük məlumat toplularına, paralel hesablamalarda güclü qrafik prosessorlara — GPU-lara və internetdəki işarələnmiş nümunələrə ehtiyac duyurdu. Vədlər avadanlığın imkanlarını aşanda məyusluq və durğunluq dövrləri yaşandı. 2010–2020-ci illərdə bulud hesablamaları, nəhəng mətn və təsvir topluları uyğun şərait yaratdı. Çatbotlar və şəkil generatorları süni intellekti hamıya tanış etdi. Həm real imkanlar, həm də şişirdilmiş gözləntilər birlikdə artdı.</w:t>
       </w:r>
     </w:p>
     <w:p>
       <w:pPr>
-        <w:keepNext/>
-        <w:spacing w:before="240" w:after="120"/>
+        <w:pStyle w:val="Heading1"/>
+        <w:widowControl/>
       </w:pPr>
       <w:r>
-        <w:rPr>
-          <w:rFonts w:ascii="Calibri" w:hAnsi="Calibri" w:eastAsia="Calibri"/>
-          <w:b/>
-          <w:i w:val="0"/>
-          <w:color w:val="004E8C"/>
-          <w:sz w:val="28"/>
-        </w:rPr>
-        <w:t>Elmi baxımdan əhəmiyyəti</w:t>
+        <w:t>Elm üçün əhəmiyyəti</w:t>
       </w:r>
     </w:p>
     <w:p>
       <w:pPr>
-        <w:spacing w:after="160" w:line="276" w:lineRule="auto"/>
+        <w:widowControl/>
       </w:pPr>
       <w:r>
-        <w:rPr>
-          <w:rFonts w:ascii="Calibri" w:hAnsi="Calibri" w:eastAsia="Calibri"/>
-          <w:b w:val="0"/>
-          <w:i w:val="0"/>
-          <w:sz w:val="22"/>
-        </w:rPr>
-        <w:t>Süni intellekt bilik, görmə və dil haqqında sualları sınaqdan keçirilə bilən formal modellərə çevirdi. Eyni zamanda məhdudiyyətləri də üzə çıxardı: məlumatdakı qərəz nəticəyə keçir, səlis mətn isə yanlış ola bilər. Elmi baxımdan bu sahə həm mühəndislikdir, həm də idrak elminin özünü görə bildiyi güzgüdür. Məhdud tapşırıqda uğur avtomatik olaraq ümumi anlayış yaratmır. Bu sahə bizi “intellekt” dedikdə nəyi nəzərdə tutduğumuzu dəqiqləşdirməyə məcbur edir.</w:t>
+        <w:t>Süni intellekt bilik, görmə və dil haqqında sualları sınaqdan keçirilə bilən formaya saldı. Məhdudiyyətləri də üzə çıxardı: məlumatdakı qərəz nəticəyə keçir, səlis mətn isə yanlış ola bilər. Bu sahə həm mühəndislikdir, həm də insan idrakını öyrənən elmlər üçün müqayisə vasitəsidir. Dar tapşırıqda uğur ümumi anlama qabiliyyəti demək deyil. Süni intellekt bizi «zəka» deyəndə nə nəzərdə tutduğumuzu dəqiqləşdirməyə məcbur edir.</w:t>
       </w:r>
     </w:p>
     <w:p>
       <w:pPr>
-        <w:keepNext/>
-        <w:spacing w:before="240" w:after="120"/>
+        <w:pStyle w:val="Heading1"/>
+        <w:widowControl/>
       </w:pPr>
       <w:r>
-        <w:rPr>
-          <w:rFonts w:ascii="Calibri" w:hAnsi="Calibri" w:eastAsia="Calibri"/>
-          <w:b/>
-          <w:i w:val="0"/>
-          <w:color w:val="004E8C"/>
-          <w:sz w:val="28"/>
-        </w:rPr>
-        <w:t>Sonrakı inkişaflara necə təsir göstərib</w:t>
+        <w:t>Sonrakı inkişafa təsiri</w:t>
       </w:r>
     </w:p>
     <w:p>
       <w:pPr>
-        <w:spacing w:after="160" w:line="276" w:lineRule="auto"/>
+        <w:widowControl/>
       </w:pPr>
       <w:r>
-        <w:rPr>
-          <w:rFonts w:ascii="Calibri" w:hAnsi="Calibri" w:eastAsia="Calibri"/>
-          <w:b w:val="0"/>
-          <w:i w:val="0"/>
-          <w:sz w:val="22"/>
-        </w:rPr>
-        <w:t>Axtarış sistemlərində, xəritələrdə, tibbdə, tərcümədə və elmdə artıq öyrənən sistemlərdən istifadə olunur. Robototexnika və özüidarə olunan avtomobil tədqiqatları ətrafı qavrayan modellərdən asılıdır. Tənzimləmə, təhlükəsizlik araşdırmaları və modellərin öyrədilməsinə sərf olunan enerji bu inkişafın sonrakı mövzularıdır. Qaydaların açıq görünməsi tələb olunan sahələrdə əvvəlki simvolik süni intellekt də əhəmiyyətini qoruyur. Ən mühüm yeni sual isə ictimaidir: model səhv edəndə məsuliyyəti kim daşıyır?</w:t>
+        <w:t>Axtarış, xəritələr, tibb, tərcümə və elmi tədqiqat indi öyrənən sistemlərdən istifadə edir. Robototexnika və sürücüsüz nəqliyyat tədqiqatları ətrafı qavrayan modellərə söykənir. Tənzimləmə, təhlükəsizlik araşdırmaları və modellərin öyrədilməsinə sərf olunan enerji növbəti məsələlərdir. Qaydaların açıq göstərilməli olduğu yerlərdə əvvəlki simvolik süni intellekt də əhəmiyyətini saxlayır. Sosial sual isə budur: model səhv edəndə kim cavabdehdir?</w:t>
       </w:r>
     </w:p>
     <w:p>
       <w:pPr>
-        <w:keepNext/>
-        <w:spacing w:before="240" w:after="120"/>
+        <w:pStyle w:val="Heading1"/>
+        <w:widowControl/>
       </w:pPr>
       <w:r>
-        <w:rPr>
-          <w:rFonts w:ascii="Calibri" w:hAnsi="Calibri" w:eastAsia="Calibri"/>
-          <w:b/>
-          <w:i w:val="0"/>
-          <w:color w:val="004E8C"/>
-          <w:sz w:val="28"/>
-        </w:rPr>
         <w:t>İnsan həyatını necə dəyişib</w:t>
       </w:r>
     </w:p>
     <w:p>
       <w:pPr>
-        <w:spacing w:after="160" w:line="276" w:lineRule="auto"/>
+        <w:widowControl/>
       </w:pPr>
       <w:r>
-        <w:rPr>
-          <w:rFonts w:ascii="Calibri" w:hAnsi="Calibri" w:eastAsia="Calibri"/>
-          <w:b w:val="0"/>
-          <w:i w:val="0"/>
-          <w:sz w:val="22"/>
-        </w:rPr>
-        <w:t>İnsanlar daha yaxşı altyazılar, sürətli mətn qaralamaları və tibbi təsvirlərin təhlilinə kömək kimi faydalı vasitələr qazandılar; bununla yanaşı, dələduzluq, iş yerlərinin dəyişməsi və avtomatlaşdırılmış ədalətsizlik riskləri yarandı. Təhsil və incəsənət orijinallıq anlayışını yenidən müzakirə edir. Cəmiyyət hansı qərarlarda insan mühakiməsinin mütləq iştirak etməli olduğunu müəyyənləşdirməlidir. Süni intellekt yoxlanılıb nəzarətdə saxlananda kömək edir, nəzarətsiz qaldıqda isə inamla ifadə olunan yanlış məlumatları çoxaldır.</w:t>
+        <w:t>İnsanlar daha yaxşı altyazı, sürətli mətn layihəsi və tibbi təsvirlərin təhlilinə kömək kimi faydalı alətlər qazandılar. Dələduzluq, iş yerlərinin dəyişməsi və avtomatlaşdırılmış ədalətsizlik riskləri də artdı. Təhsil və sənət orijinallığı yenidən müzakirə edir. Cəmiyyət insan mühakiməsinin hansı mərhələdə mütləq qalacağını müəyyənləşdirməlidir. Süni intellekt yoxlananda kömək edir; yoxlanmayanda inamlı səslənən səhvləri çoxalda bilər.</w:t>
       </w:r>
     </w:p>
     <w:p>
       <w:pPr>
-        <w:keepNext/>
-        <w:spacing w:before="240" w:after="120"/>
+        <w:pStyle w:val="Heading1"/>
+        <w:widowControl/>
       </w:pPr>
       <w:r>
-        <w:rPr>
-          <w:rFonts w:ascii="Calibri" w:hAnsi="Calibri" w:eastAsia="Calibri"/>
-          <w:b/>
-          <w:i w:val="0"/>
-          <w:color w:val="004E8C"/>
-          <w:sz w:val="28"/>
-        </w:rPr>
         <w:t>Mənbələr və istinadlar</w:t>
       </w:r>
     </w:p>
     <w:p>
       <w:pPr>
-        <w:keepNext/>
-        <w:spacing w:before="240" w:after="120"/>
+        <w:pStyle w:val="Heading2"/>
+        <w:widowControl/>
       </w:pPr>
       <w:r>
         <w:rPr>
-          <w:rFonts w:ascii="Calibri" w:hAnsi="Calibri" w:eastAsia="Calibri"/>
-          <w:b/>
-          <w:i w:val="0"/>
-          <w:color w:val="004E8C"/>
-          <w:sz w:val="24"/>
+          <w:sz w:val="20"/>
         </w:rPr>
-        <w:t>A. Kitablar və əsas elmi əsərlər</w:t>
+        <w:t>A Kitablar və əsas elmi əsərlər</w:t>
       </w:r>
     </w:p>
     <w:p>
       <w:pPr>
-        <w:spacing w:after="80"/>
-        <w:ind w:left="360"/>
+        <w:widowControl/>
       </w:pPr>
       <w:r>
         <w:rPr>
-          <w:rFonts w:ascii="Calibri" w:hAnsi="Calibri" w:eastAsia="Calibri"/>
-          <w:b w:val="0"/>
-          <w:i w:val="0"/>
-          <w:sz w:val="22"/>
+          <w:sz w:val="20"/>
         </w:rPr>
         <w:t>1. Russell, Stuart, and Peter Norvig. Artificial Intelligence: A Modern Approach. 4th ed. Pearson, 2020.</w:t>
       </w:r>
     </w:p>
     <w:p>
       <w:pPr>
-        <w:keepNext/>
-        <w:spacing w:before="240" w:after="120"/>
+        <w:pStyle w:val="Heading2"/>
+        <w:widowControl/>
       </w:pPr>
       <w:r>
         <w:rPr>
-          <w:rFonts w:ascii="Calibri" w:hAnsi="Calibri" w:eastAsia="Calibri"/>
-          <w:b/>
-          <w:i w:val="0"/>
-          <w:color w:val="004E8C"/>
-          <w:sz w:val="24"/>
+          <w:sz w:val="20"/>
         </w:rPr>
-        <w:t>C. Təşkilatların materialları və ensiklopedik mənbələr</w:t>
+        <w:t>C Qurumların materialları və ensiklopedik mənbələr</w:t>
       </w:r>
     </w:p>
     <w:p>
       <w:pPr>
-        <w:spacing w:after="80"/>
-        <w:ind w:left="360"/>
+        <w:widowControl/>
       </w:pPr>
       <w:r>
         <w:rPr>
-          <w:rFonts w:ascii="Calibri" w:hAnsi="Calibri" w:eastAsia="Calibri"/>
-          <w:b w:val="0"/>
-          <w:i w:val="0"/>
-          <w:sz w:val="22"/>
+          <w:sz w:val="20"/>
         </w:rPr>
-        <w:t>1. Our World in Data. “Artificial Intelligence” (“Süni intellekt”).</w:t>
-      </w:r>
-      <w:r>
-        <w:rPr>
-          <w:rFonts w:ascii="Calibri" w:hAnsi="Calibri" w:eastAsia="Calibri"/>
-          <w:b w:val="0"/>
-          <w:i w:val="0"/>
-          <w:sz w:val="22"/>
-        </w:rPr>
-        <w:t xml:space="preserve"> </w:t>
+        <w:t xml:space="preserve">1. Our World in Data. 'Artificial Intelligence.' </w:t>
       </w:r>
       <w:hyperlink r:id="rId9">
         <w:r>
           <w:rPr>
-            <w:rFonts w:ascii="Calibri" w:hAnsi="Calibri" w:eastAsia="Calibri"/>
-            <w:b w:val="0"/>
-            <w:i w:val="0"/>
-            <w:sz w:val="22"/>
-            <w:color w:val="0563C1"/>
-            <w:u w:val="single"/>
+            <w:sz w:val="20"/>
           </w:rPr>
           <w:t>https://ourworldindata.org/artificial-intelligence</w:t>
         </w:r>
       </w:hyperlink>
+      <w:r>
+        <w:rPr>
+          <w:sz w:val="20"/>
+        </w:rPr>
+      </w:r>
     </w:p>
     <w:p>
       <w:pPr>
-        <w:spacing w:after="80"/>
-        <w:ind w:left="360"/>
+        <w:widowControl/>
       </w:pPr>
       <w:r>
         <w:rPr>
-          <w:rFonts w:ascii="Calibri" w:hAnsi="Calibri" w:eastAsia="Calibri"/>
-          <w:b w:val="0"/>
-          <w:i w:val="0"/>
-          <w:sz w:val="22"/>
+          <w:sz w:val="20"/>
         </w:rPr>
-        <w:t>2. Stanford Encyclopedia of Philosophy. “Artificial Intelligence” (“Süni intellekt”).</w:t>
-      </w:r>
-      <w:r>
-        <w:rPr>
-          <w:rFonts w:ascii="Calibri" w:hAnsi="Calibri" w:eastAsia="Calibri"/>
-          <w:b w:val="0"/>
-          <w:i w:val="0"/>
-          <w:sz w:val="22"/>
-        </w:rPr>
-        <w:t xml:space="preserve"> </w:t>
+        <w:t xml:space="preserve">2. Stanford Encyclopedia of Philosophy. 'Artificial Intelligence.' </w:t>
       </w:r>
       <w:hyperlink r:id="rId10">
         <w:r>
           <w:rPr>
-            <w:rFonts w:ascii="Calibri" w:hAnsi="Calibri" w:eastAsia="Calibri"/>
-            <w:b w:val="0"/>
-            <w:i w:val="0"/>
-            <w:sz w:val="22"/>
-            <w:color w:val="0563C1"/>
-            <w:u w:val="single"/>
+            <w:sz w:val="20"/>
           </w:rPr>
           <w:t>https://plato.stanford.edu/entries/artificial-intelligence/</w:t>
         </w:r>
       </w:hyperlink>
+      <w:r>
+        <w:rPr>
+          <w:sz w:val="20"/>
+        </w:rPr>
+      </w:r>
     </w:p>
     <w:p>
       <w:pPr>
-        <w:spacing w:after="80"/>
-        <w:ind w:left="360"/>
+        <w:widowControl/>
       </w:pPr>
       <w:r>
         <w:rPr>
-          <w:rFonts w:ascii="Calibri" w:hAnsi="Calibri" w:eastAsia="Calibri"/>
-          <w:b w:val="0"/>
-          <w:i w:val="0"/>
-          <w:sz w:val="22"/>
+          <w:sz w:val="20"/>
         </w:rPr>
-        <w:t>3. Encyclopaedia Britannica. “Artificial intelligence” (“Süni intellekt”).</w:t>
-      </w:r>
-      <w:r>
-        <w:rPr>
-          <w:rFonts w:ascii="Calibri" w:hAnsi="Calibri" w:eastAsia="Calibri"/>
-          <w:b w:val="0"/>
-          <w:i w:val="0"/>
-          <w:sz w:val="22"/>
-        </w:rPr>
-        <w:t xml:space="preserve"> </w:t>
+        <w:t xml:space="preserve">3. Encyclopaedia Britannica. 'Artificial intelligence.' </w:t>
       </w:r>
       <w:hyperlink r:id="rId11">
         <w:r>
           <w:rPr>
-            <w:rFonts w:ascii="Calibri" w:hAnsi="Calibri" w:eastAsia="Calibri"/>
-            <w:b w:val="0"/>
-            <w:i w:val="0"/>
-            <w:sz w:val="22"/>
-            <w:color w:val="0563C1"/>
-            <w:u w:val="single"/>
+            <w:sz w:val="20"/>
           </w:rPr>
           <w:t>https://www.britannica.com/technology/artificial-intelligence</w:t>
         </w:r>
       </w:hyperlink>
+      <w:r>
+        <w:rPr>
+          <w:sz w:val="20"/>
+        </w:rPr>
+      </w:r>
     </w:p>
     <w:p>
       <w:pPr>
-        <w:spacing w:after="80"/>
-        <w:ind w:left="360"/>
+        <w:widowControl/>
       </w:pPr>
       <w:r>
         <w:rPr>
-          <w:rFonts w:ascii="Calibri" w:hAnsi="Calibri" w:eastAsia="Calibri"/>
-          <w:b w:val="0"/>
-          <w:i w:val="0"/>
-          <w:sz w:val="22"/>
+          <w:sz w:val="20"/>
         </w:rPr>
-        <w:t>4. Dartmouth College. Dartmut Süni İntellekt Konfransına dair tarixi qeydlər.</w:t>
-      </w:r>
-      <w:r>
-        <w:rPr>
-          <w:rFonts w:ascii="Calibri" w:hAnsi="Calibri" w:eastAsia="Calibri"/>
-          <w:b w:val="0"/>
-          <w:i w:val="0"/>
-          <w:sz w:val="22"/>
-        </w:rPr>
-        <w:t xml:space="preserve"> </w:t>
+        <w:t xml:space="preserve">4. Dartmouth College. Dartmouth Artificial Intelligence Conference historical notes. </w:t>
       </w:r>
       <w:hyperlink r:id="rId12">
         <w:r>
           <w:rPr>
-            <w:rFonts w:ascii="Calibri" w:hAnsi="Calibri" w:eastAsia="Calibri"/>
-            <w:b w:val="0"/>
-            <w:i w:val="0"/>
-            <w:sz w:val="22"/>
-            <w:color w:val="0563C1"/>
-            <w:u w:val="single"/>
+            <w:sz w:val="20"/>
           </w:rPr>
           <w:t>https://home.dartmouth.edu/about/artificial-intelligence-ai-coined-dartmouth</w:t>
         </w:r>
       </w:hyperlink>
-    </w:p>
-    <w:p>
-      <w:pPr>
-        <w:keepNext/>
-        <w:spacing w:before="240" w:after="120"/>
-      </w:pPr>
       <w:r>
         <w:rPr>
-          <w:rFonts w:ascii="Calibri" w:hAnsi="Calibri" w:eastAsia="Calibri"/>
-          <w:b/>
-          <w:i w:val="0"/>
-          <w:color w:val="004E8C"/>
-          <w:sz w:val="24"/>
+          <w:sz w:val="20"/>
         </w:rPr>
-        <w:t>G. Kosmik agentliklərin, laboratoriyaların və elmi təşkilatların materialları</w:t>
       </w:r>
     </w:p>
     <w:p>
       <w:pPr>
-        <w:spacing w:after="80"/>
-        <w:ind w:left="360"/>
+        <w:pStyle w:val="Heading2"/>
+        <w:widowControl/>
       </w:pPr>
       <w:r>
         <w:rPr>
-          <w:rFonts w:ascii="Calibri" w:hAnsi="Calibri" w:eastAsia="Calibri"/>
-          <w:b w:val="0"/>
-          <w:i w:val="0"/>
-          <w:sz w:val="22"/>
+          <w:sz w:val="20"/>
         </w:rPr>
-        <w:t>1. Google DeepMind. AlphaFold tədqiqatına ümumi baxış.</w:t>
+        <w:t>G Kosmik agentliklər laboratoriyalar və elmi təşkilatlar</w:t>
       </w:r>
+    </w:p>
+    <w:p>
+      <w:pPr>
+        <w:widowControl/>
+      </w:pPr>
       <w:r>
         <w:rPr>
-          <w:rFonts w:ascii="Calibri" w:hAnsi="Calibri" w:eastAsia="Calibri"/>
-          <w:b w:val="0"/>
-          <w:i w:val="0"/>
-          <w:sz w:val="22"/>
+          <w:sz w:val="20"/>
         </w:rPr>
-        <w:t xml:space="preserve"> </w:t>
+        <w:t xml:space="preserve">1. Google DeepMind. AlphaFold research overview. </w:t>
       </w:r>
       <w:hyperlink r:id="rId13">
         <w:r>
           <w:rPr>
-            <w:rFonts w:ascii="Calibri" w:hAnsi="Calibri" w:eastAsia="Calibri"/>
-            <w:b w:val="0"/>
-            <w:i w:val="0"/>
-            <w:sz w:val="22"/>
-            <w:color w:val="0563C1"/>
-            <w:u w:val="single"/>
+            <w:sz w:val="20"/>
           </w:rPr>
           <w:t>https://www.deepmind.com/research/highlighted-research/alphafold</w:t>
         </w:r>
       </w:hyperlink>
+      <w:r>
+        <w:rPr>
+          <w:sz w:val="20"/>
+        </w:rPr>
+      </w:r>
     </w:p>
     <w:sectPr>
-      <w:pgSz w:w="12240" w:h="15840"/>
-      <w:pgMar w:top="1296" w:right="1440" w:bottom="1296" w:left="1440" w:header="720" w:footer="720" w:gutter="0"/>
+      <w:footerReference w:type="default" r:id="rId14"/>
+      <w:pgSz w:w="11906" w:h="16838"/>
+      <w:pgMar w:top="1020" w:right="1134" w:bottom="1020" w:left="1134" w:header="720" w:footer="720" w:gutter="0"/>
       <w:cols w:space="720"/>
       <w:docGrid w:linePitch="360"/>
     </w:sectPr>
   </w:body>
 </w:document>
+</file>
+
+<file path=word/footer1.xml><?xml version="1.0" encoding="utf-8"?>
+<w:ftr xmlns:m="http://schemas.openxmlformats.org/officeDocument/2006/math" xmlns:mc="http://schemas.openxmlformats.org/markup-compatibility/2006" xmlns:mo="http://schemas.microsoft.com/office/mac/office/2008/main" xmlns:mv="urn:schemas-microsoft-com:mac:vml" xmlns:o="urn:schemas-microsoft-com:office:office" xmlns:r="http://schemas.openxmlformats.org/officeDocument/2006/relationships" xmlns:v="urn:schemas-microsoft-com:vml" xmlns:w10="urn:schemas-microsoft-com:office:word" xmlns:w14="http://schemas.microsoft.com/office/word/2010/wordml" xmlns:w="http://schemas.openxmlformats.org/wordprocessingml/2006/main" xmlns:wne="http://schemas.microsoft.com/office/word/2006/wordml" xmlns:wp14="http://schemas.microsoft.com/office/word/2010/wordprocessingDrawing" xmlns:wp="http://schemas.openxmlformats.org/drawingml/2006/wordprocessingDrawing" xmlns:wpc="http://schemas.microsoft.com/office/word/2010/wordprocessingCanvas" xmlns:wpg="http://schemas.microsoft.com/office/word/2010/wordprocessingGroup" xmlns:wpi="http://schemas.microsoft.com/office/word/2010/wordprocessingInk" xmlns:wps="http://schemas.microsoft.com/office/word/2010/wordprocessingShape" mc:Ignorable="w14 wp14">
+  <w:p>
+    <w:pPr>
+      <w:pStyle w:val="Footer"/>
+      <w:jc w:val="right"/>
+    </w:pPr>
+    <w:fldSimple w:instr="PAGE"/>
+  </w:p>
+</w:ftr>
 </file>
 
 <file path=word/numbering.xml><?xml version="1.0" encoding="utf-8"?>
@@ -809,7 +606,7 @@
   <w:docDefaults>
     <w:rPrDefault>
       <w:rPr>
-        <w:rFonts w:asciiTheme="minorHAnsi" w:eastAsiaTheme="minorEastAsia" w:hAnsiTheme="minorHAnsi" w:cstheme="minorBidi"/>
+        <w:rFonts/>
         <w:sz w:val="22"/>
         <w:szCs w:val="22"/>
         <w:lang w:val="en-US" w:eastAsia="en-US" w:bidi="ar-SA"/>
@@ -964,6 +761,15 @@
     <w:name w:val="Normal"/>
     <w:qFormat/>
     <w:rsid w:val="00FC693F"/>
+    <w:pPr>
+      <w:spacing w:after="120" w:line="259" w:lineRule="auto"/>
+    </w:pPr>
+    <w:rPr>
+      <w:rFonts w:ascii="Times New Roman" w:hAnsi="Times New Roman"/>
+      <w:color w:val="000000"/>
+      <w:sz w:val="24"/>
+      <w:lang w:val="az-Latn-AZ"/>
+    </w:rPr>
   </w:style>
   <w:style w:type="paragraph" w:styleId="Header">
     <w:name w:val="header"/>
@@ -1020,16 +826,17 @@
     <w:pPr>
       <w:keepNext/>
       <w:keepLines/>
-      <w:spacing w:before="480" w:after="0"/>
+      <w:spacing w:before="480" w:after="120" w:line="259" w:lineRule="auto"/>
       <w:outlineLvl w:val="0"/>
     </w:pPr>
     <w:rPr>
-      <w:rFonts w:asciiTheme="majorHAnsi" w:eastAsiaTheme="majorEastAsia" w:hAnsiTheme="majorHAnsi" w:cstheme="majorBidi"/>
+      <w:rFonts w:ascii="Times New Roman" w:hAnsi="Times New Roman"/>
       <w:b/>
       <w:bCs/>
-      <w:color w:val="365F91" w:themeColor="accent1" w:themeShade="BF"/>
-      <w:sz w:val="28"/>
+      <w:color w:val="000000"/>
+      <w:sz w:val="26"/>
       <w:szCs w:val="28"/>
+      <w:lang w:val="az-Latn-AZ"/>
     </w:rPr>
   </w:style>
   <w:style w:type="paragraph" w:styleId="Heading2">
@@ -1044,16 +851,17 @@
     <w:pPr>
       <w:keepNext/>
       <w:keepLines/>
-      <w:spacing w:before="200" w:after="0"/>
+      <w:spacing w:before="200" w:after="120" w:line="259" w:lineRule="auto"/>
       <w:outlineLvl w:val="1"/>
     </w:pPr>
     <w:rPr>
-      <w:rFonts w:asciiTheme="majorHAnsi" w:eastAsiaTheme="majorEastAsia" w:hAnsiTheme="majorHAnsi" w:cstheme="majorBidi"/>
+      <w:rFonts w:ascii="Times New Roman" w:hAnsi="Times New Roman"/>
       <w:b/>
       <w:bCs/>
-      <w:color w:val="4F81BD" w:themeColor="accent1"/>
+      <w:color w:val="000000"/>
       <w:sz w:val="26"/>
       <w:szCs w:val="26"/>
+      <w:lang w:val="az-Latn-AZ"/>
     </w:rPr>
   </w:style>
   <w:style w:type="paragraph" w:styleId="Heading3">
@@ -1072,7 +880,7 @@
       <w:outlineLvl w:val="2"/>
     </w:pPr>
     <w:rPr>
-      <w:rFonts w:asciiTheme="majorHAnsi" w:eastAsiaTheme="majorEastAsia" w:hAnsiTheme="majorHAnsi" w:cstheme="majorBidi"/>
+      <w:rFonts/>
       <w:b/>
       <w:bCs/>
       <w:color w:val="4F81BD" w:themeColor="accent1"/>
@@ -1095,7 +903,7 @@
       <w:outlineLvl w:val="3"/>
     </w:pPr>
     <w:rPr>
-      <w:rFonts w:asciiTheme="majorHAnsi" w:eastAsiaTheme="majorEastAsia" w:hAnsiTheme="majorHAnsi" w:cstheme="majorBidi"/>
+      <w:rFonts/>
       <w:b/>
       <w:bCs/>
       <w:i/>
@@ -1120,7 +928,7 @@
       <w:outlineLvl w:val="4"/>
     </w:pPr>
     <w:rPr>
-      <w:rFonts w:asciiTheme="majorHAnsi" w:eastAsiaTheme="majorEastAsia" w:hAnsiTheme="majorHAnsi" w:cstheme="majorBidi"/>
+      <w:rFonts/>
       <w:color w:val="243F60" w:themeColor="accent1" w:themeShade="7F"/>
     </w:rPr>
   </w:style>
@@ -1141,7 +949,7 @@
       <w:outlineLvl w:val="5"/>
     </w:pPr>
     <w:rPr>
-      <w:rFonts w:asciiTheme="majorHAnsi" w:eastAsiaTheme="majorEastAsia" w:hAnsiTheme="majorHAnsi" w:cstheme="majorBidi"/>
+      <w:rFonts/>
       <w:i/>
       <w:iCs/>
       <w:color w:val="243F60" w:themeColor="accent1" w:themeShade="7F"/>
@@ -1164,7 +972,7 @@
       <w:outlineLvl w:val="6"/>
     </w:pPr>
     <w:rPr>
-      <w:rFonts w:asciiTheme="majorHAnsi" w:eastAsiaTheme="majorEastAsia" w:hAnsiTheme="majorHAnsi" w:cstheme="majorBidi"/>
+      <w:rFonts/>
       <w:i/>
       <w:iCs/>
       <w:color w:val="404040" w:themeColor="text1" w:themeTint="BF"/>
@@ -1187,7 +995,7 @@
       <w:outlineLvl w:val="7"/>
     </w:pPr>
     <w:rPr>
-      <w:rFonts w:asciiTheme="majorHAnsi" w:eastAsiaTheme="majorEastAsia" w:hAnsiTheme="majorHAnsi" w:cstheme="majorBidi"/>
+      <w:rFonts/>
       <w:color w:val="4F81BD" w:themeColor="accent1"/>
       <w:sz w:val="20"/>
       <w:szCs w:val="20"/>
@@ -1210,7 +1018,7 @@
       <w:outlineLvl w:val="8"/>
     </w:pPr>
     <w:rPr>
-      <w:rFonts w:asciiTheme="majorHAnsi" w:eastAsiaTheme="majorEastAsia" w:hAnsiTheme="majorHAnsi" w:cstheme="majorBidi"/>
+      <w:rFonts/>
       <w:i/>
       <w:iCs/>
       <w:color w:val="404040" w:themeColor="text1" w:themeTint="BF"/>
@@ -1261,7 +1069,7 @@
     <w:uiPriority w:val="9"/>
     <w:rsid w:val="00FC693F"/>
     <w:rPr>
-      <w:rFonts w:asciiTheme="majorHAnsi" w:eastAsiaTheme="majorEastAsia" w:hAnsiTheme="majorHAnsi" w:cstheme="majorBidi"/>
+      <w:rFonts/>
       <w:b/>
       <w:bCs/>
       <w:color w:val="365F91" w:themeColor="accent1" w:themeShade="BF"/>
@@ -1276,7 +1084,7 @@
     <w:uiPriority w:val="9"/>
     <w:rsid w:val="00FC693F"/>
     <w:rPr>
-      <w:rFonts w:asciiTheme="majorHAnsi" w:eastAsiaTheme="majorEastAsia" w:hAnsiTheme="majorHAnsi" w:cstheme="majorBidi"/>
+      <w:rFonts/>
       <w:b/>
       <w:bCs/>
       <w:color w:val="4F81BD" w:themeColor="accent1"/>
@@ -1291,7 +1099,7 @@
     <w:uiPriority w:val="9"/>
     <w:rsid w:val="00FC693F"/>
     <w:rPr>
-      <w:rFonts w:asciiTheme="majorHAnsi" w:eastAsiaTheme="majorEastAsia" w:hAnsiTheme="majorHAnsi" w:cstheme="majorBidi"/>
+      <w:rFonts/>
       <w:b/>
       <w:bCs/>
       <w:color w:val="4F81BD" w:themeColor="accent1"/>
@@ -1306,19 +1114,17 @@
     <w:qFormat/>
     <w:rsid w:val="00FC693F"/>
     <w:pPr>
-      <w:pBdr>
-        <w:bottom w:val="single" w:sz="8" w:space="4" w:color="4F81BD" w:themeColor="accent1"/>
-      </w:pBdr>
-      <w:spacing w:after="300" w:line="240" w:lineRule="auto"/>
+      <w:spacing w:after="120" w:line="259" w:lineRule="auto"/>
       <w:contextualSpacing/>
     </w:pPr>
     <w:rPr>
-      <w:rFonts w:asciiTheme="majorHAnsi" w:eastAsiaTheme="majorEastAsia" w:hAnsiTheme="majorHAnsi" w:cstheme="majorBidi"/>
-      <w:color w:val="17365D" w:themeColor="text2" w:themeShade="BF"/>
+      <w:rFonts w:ascii="Times New Roman" w:hAnsi="Times New Roman"/>
+      <w:color w:val="000000"/>
       <w:spacing w:val="5"/>
       <w:kern w:val="28"/>
-      <w:sz w:val="52"/>
+      <w:sz w:val="40"/>
       <w:szCs w:val="52"/>
+      <w:lang w:val="az-Latn-AZ"/>
     </w:rPr>
   </w:style>
   <w:style w:type="character" w:customStyle="1" w:styleId="TitleChar">
@@ -1328,7 +1134,7 @@
     <w:uiPriority w:val="10"/>
     <w:rsid w:val="00FC693F"/>
     <w:rPr>
-      <w:rFonts w:asciiTheme="majorHAnsi" w:eastAsiaTheme="majorEastAsia" w:hAnsiTheme="majorHAnsi" w:cstheme="majorBidi"/>
+      <w:rFonts/>
       <w:color w:val="17365D" w:themeColor="text2" w:themeShade="BF"/>
       <w:spacing w:val="5"/>
       <w:kern w:val="28"/>
@@ -1350,7 +1156,7 @@
       </w:numPr>
     </w:pPr>
     <w:rPr>
-      <w:rFonts w:asciiTheme="majorHAnsi" w:eastAsiaTheme="majorEastAsia" w:hAnsiTheme="majorHAnsi" w:cstheme="majorBidi"/>
+      <w:rFonts/>
       <w:i/>
       <w:iCs/>
       <w:color w:val="4F81BD" w:themeColor="accent1"/>
@@ -1366,7 +1172,7 @@
     <w:uiPriority w:val="11"/>
     <w:rsid w:val="00FC693F"/>
     <w:rPr>
-      <w:rFonts w:asciiTheme="majorHAnsi" w:eastAsiaTheme="majorEastAsia" w:hAnsiTheme="majorHAnsi" w:cstheme="majorBidi"/>
+      <w:rFonts/>
       <w:i/>
       <w:iCs/>
       <w:color w:val="4F81BD" w:themeColor="accent1"/>
@@ -1491,8 +1297,15 @@
       <w:numPr>
         <w:numId w:val="1"/>
       </w:numPr>
+      <w:spacing w:after="120" w:line="259" w:lineRule="auto"/>
       <w:contextualSpacing/>
     </w:pPr>
+    <w:rPr>
+      <w:rFonts w:ascii="Times New Roman" w:hAnsi="Times New Roman"/>
+      <w:color w:val="000000"/>
+      <w:sz w:val="24"/>
+      <w:lang w:val="az-Latn-AZ"/>
+    </w:rPr>
   </w:style>
   <w:style w:type="paragraph" w:styleId="ListBullet2">
     <w:name w:val="List Bullet 2"/>
@@ -1664,7 +1477,7 @@
     <w:semiHidden/>
     <w:rsid w:val="00FC693F"/>
     <w:rPr>
-      <w:rFonts w:asciiTheme="majorHAnsi" w:eastAsiaTheme="majorEastAsia" w:hAnsiTheme="majorHAnsi" w:cstheme="majorBidi"/>
+      <w:rFonts/>
       <w:b/>
       <w:bCs/>
       <w:i/>
@@ -1680,7 +1493,7 @@
     <w:semiHidden/>
     <w:rsid w:val="00FC693F"/>
     <w:rPr>
-      <w:rFonts w:asciiTheme="majorHAnsi" w:eastAsiaTheme="majorEastAsia" w:hAnsiTheme="majorHAnsi" w:cstheme="majorBidi"/>
+      <w:rFonts/>
       <w:color w:val="243F60" w:themeColor="accent1" w:themeShade="7F"/>
     </w:rPr>
   </w:style>
@@ -1692,7 +1505,7 @@
     <w:semiHidden/>
     <w:rsid w:val="00FC693F"/>
     <w:rPr>
-      <w:rFonts w:asciiTheme="majorHAnsi" w:eastAsiaTheme="majorEastAsia" w:hAnsiTheme="majorHAnsi" w:cstheme="majorBidi"/>
+      <w:rFonts/>
       <w:i/>
       <w:iCs/>
       <w:color w:val="243F60" w:themeColor="accent1" w:themeShade="7F"/>
@@ -1706,7 +1519,7 @@
     <w:semiHidden/>
     <w:rsid w:val="00FC693F"/>
     <w:rPr>
-      <w:rFonts w:asciiTheme="majorHAnsi" w:eastAsiaTheme="majorEastAsia" w:hAnsiTheme="majorHAnsi" w:cstheme="majorBidi"/>
+      <w:rFonts/>
       <w:i/>
       <w:iCs/>
       <w:color w:val="404040" w:themeColor="text1" w:themeTint="BF"/>
@@ -1720,7 +1533,7 @@
     <w:semiHidden/>
     <w:rsid w:val="00FC693F"/>
     <w:rPr>
-      <w:rFonts w:asciiTheme="majorHAnsi" w:eastAsiaTheme="majorEastAsia" w:hAnsiTheme="majorHAnsi" w:cstheme="majorBidi"/>
+      <w:rFonts/>
       <w:color w:val="4F81BD" w:themeColor="accent1"/>
       <w:sz w:val="20"/>
       <w:szCs w:val="20"/>
@@ -1734,7 +1547,7 @@
     <w:semiHidden/>
     <w:rsid w:val="00FC693F"/>
     <w:rPr>
-      <w:rFonts w:asciiTheme="majorHAnsi" w:eastAsiaTheme="majorEastAsia" w:hAnsiTheme="majorHAnsi" w:cstheme="majorBidi"/>
+      <w:rFonts/>
       <w:i/>
       <w:iCs/>
       <w:color w:val="404040" w:themeColor="text1" w:themeTint="BF"/>
@@ -1793,9 +1606,6 @@
     <w:qFormat/>
     <w:rsid w:val="00FC693F"/>
     <w:pPr>
-      <w:pBdr>
-        <w:bottom w:val="single" w:sz="4" w:space="4" w:color="4F81BD" w:themeColor="accent1"/>
-      </w:pBdr>
       <w:spacing w:before="200" w:after="280"/>
       <w:ind w:left="936" w:right="936"/>
     </w:pPr>
@@ -3323,7 +3133,7 @@
         <w:spacing w:before="0" w:after="0" w:line="240" w:lineRule="auto"/>
       </w:pPr>
       <w:rPr>
-        <w:rFonts w:asciiTheme="majorHAnsi" w:eastAsiaTheme="majorEastAsia" w:hAnsiTheme="majorHAnsi" w:cstheme="majorBidi"/>
+        <w:rFonts/>
         <w:b/>
         <w:bCs/>
       </w:rPr>
@@ -3344,7 +3154,7 @@
         <w:spacing w:before="0" w:after="0" w:line="240" w:lineRule="auto"/>
       </w:pPr>
       <w:rPr>
-        <w:rFonts w:asciiTheme="majorHAnsi" w:eastAsiaTheme="majorEastAsia" w:hAnsiTheme="majorHAnsi" w:cstheme="majorBidi"/>
+        <w:rFonts/>
         <w:b/>
         <w:bCs/>
       </w:rPr>
@@ -3362,14 +3172,14 @@
     </w:tblStylePr>
     <w:tblStylePr w:type="firstCol">
       <w:rPr>
-        <w:rFonts w:asciiTheme="majorHAnsi" w:eastAsiaTheme="majorEastAsia" w:hAnsiTheme="majorHAnsi" w:cstheme="majorBidi"/>
+        <w:rFonts/>
         <w:b/>
         <w:bCs/>
       </w:rPr>
     </w:tblStylePr>
     <w:tblStylePr w:type="lastCol">
       <w:rPr>
-        <w:rFonts w:asciiTheme="majorHAnsi" w:eastAsiaTheme="majorEastAsia" w:hAnsiTheme="majorHAnsi" w:cstheme="majorBidi"/>
+        <w:rFonts/>
         <w:b/>
         <w:bCs/>
       </w:rPr>
@@ -3453,7 +3263,7 @@
         <w:spacing w:before="0" w:after="0" w:line="240" w:lineRule="auto"/>
       </w:pPr>
       <w:rPr>
-        <w:rFonts w:asciiTheme="majorHAnsi" w:eastAsiaTheme="majorEastAsia" w:hAnsiTheme="majorHAnsi" w:cstheme="majorBidi"/>
+        <w:rFonts/>
         <w:b/>
         <w:bCs/>
       </w:rPr>
@@ -3474,7 +3284,7 @@
         <w:spacing w:before="0" w:after="0" w:line="240" w:lineRule="auto"/>
       </w:pPr>
       <w:rPr>
-        <w:rFonts w:asciiTheme="majorHAnsi" w:eastAsiaTheme="majorEastAsia" w:hAnsiTheme="majorHAnsi" w:cstheme="majorBidi"/>
+        <w:rFonts/>
         <w:b/>
         <w:bCs/>
       </w:rPr>
@@ -3492,14 +3302,14 @@
     </w:tblStylePr>
     <w:tblStylePr w:type="firstCol">
       <w:rPr>
-        <w:rFonts w:asciiTheme="majorHAnsi" w:eastAsiaTheme="majorEastAsia" w:hAnsiTheme="majorHAnsi" w:cstheme="majorBidi"/>
+        <w:rFonts/>
         <w:b/>
         <w:bCs/>
       </w:rPr>
     </w:tblStylePr>
     <w:tblStylePr w:type="lastCol">
       <w:rPr>
-        <w:rFonts w:asciiTheme="majorHAnsi" w:eastAsiaTheme="majorEastAsia" w:hAnsiTheme="majorHAnsi" w:cstheme="majorBidi"/>
+        <w:rFonts/>
         <w:b/>
         <w:bCs/>
       </w:rPr>
@@ -3583,7 +3393,7 @@
         <w:spacing w:before="0" w:after="0" w:line="240" w:lineRule="auto"/>
       </w:pPr>
       <w:rPr>
-        <w:rFonts w:asciiTheme="majorHAnsi" w:eastAsiaTheme="majorEastAsia" w:hAnsiTheme="majorHAnsi" w:cstheme="majorBidi"/>
+        <w:rFonts/>
         <w:b/>
         <w:bCs/>
       </w:rPr>
@@ -3604,7 +3414,7 @@
         <w:spacing w:before="0" w:after="0" w:line="240" w:lineRule="auto"/>
       </w:pPr>
       <w:rPr>
-        <w:rFonts w:asciiTheme="majorHAnsi" w:eastAsiaTheme="majorEastAsia" w:hAnsiTheme="majorHAnsi" w:cstheme="majorBidi"/>
+        <w:rFonts/>
         <w:b/>
         <w:bCs/>
       </w:rPr>
@@ -3622,14 +3432,14 @@
     </w:tblStylePr>
     <w:tblStylePr w:type="firstCol">
       <w:rPr>
-        <w:rFonts w:asciiTheme="majorHAnsi" w:eastAsiaTheme="majorEastAsia" w:hAnsiTheme="majorHAnsi" w:cstheme="majorBidi"/>
+        <w:rFonts/>
         <w:b/>
         <w:bCs/>
       </w:rPr>
     </w:tblStylePr>
     <w:tblStylePr w:type="lastCol">
       <w:rPr>
-        <w:rFonts w:asciiTheme="majorHAnsi" w:eastAsiaTheme="majorEastAsia" w:hAnsiTheme="majorHAnsi" w:cstheme="majorBidi"/>
+        <w:rFonts/>
         <w:b/>
         <w:bCs/>
       </w:rPr>
@@ -3713,7 +3523,7 @@
         <w:spacing w:before="0" w:after="0" w:line="240" w:lineRule="auto"/>
       </w:pPr>
       <w:rPr>
-        <w:rFonts w:asciiTheme="majorHAnsi" w:eastAsiaTheme="majorEastAsia" w:hAnsiTheme="majorHAnsi" w:cstheme="majorBidi"/>
+        <w:rFonts/>
         <w:b/>
         <w:bCs/>
       </w:rPr>
@@ -3734,7 +3544,7 @@
         <w:spacing w:before="0" w:after="0" w:line="240" w:lineRule="auto"/>
       </w:pPr>
       <w:rPr>
-        <w:rFonts w:asciiTheme="majorHAnsi" w:eastAsiaTheme="majorEastAsia" w:hAnsiTheme="majorHAnsi" w:cstheme="majorBidi"/>
+        <w:rFonts/>
         <w:b/>
         <w:bCs/>
       </w:rPr>
@@ -3752,14 +3562,14 @@
     </w:tblStylePr>
     <w:tblStylePr w:type="firstCol">
       <w:rPr>
-        <w:rFonts w:asciiTheme="majorHAnsi" w:eastAsiaTheme="majorEastAsia" w:hAnsiTheme="majorHAnsi" w:cstheme="majorBidi"/>
+        <w:rFonts/>
         <w:b/>
         <w:bCs/>
       </w:rPr>
     </w:tblStylePr>
     <w:tblStylePr w:type="lastCol">
       <w:rPr>
-        <w:rFonts w:asciiTheme="majorHAnsi" w:eastAsiaTheme="majorEastAsia" w:hAnsiTheme="majorHAnsi" w:cstheme="majorBidi"/>
+        <w:rFonts/>
         <w:b/>
         <w:bCs/>
       </w:rPr>
@@ -3843,7 +3653,7 @@
         <w:spacing w:before="0" w:after="0" w:line="240" w:lineRule="auto"/>
       </w:pPr>
       <w:rPr>
-        <w:rFonts w:asciiTheme="majorHAnsi" w:eastAsiaTheme="majorEastAsia" w:hAnsiTheme="majorHAnsi" w:cstheme="majorBidi"/>
+        <w:rFonts/>
         <w:b/>
         <w:bCs/>
       </w:rPr>
@@ -3864,7 +3674,7 @@
         <w:spacing w:before="0" w:after="0" w:line="240" w:lineRule="auto"/>
       </w:pPr>
       <w:rPr>
-        <w:rFonts w:asciiTheme="majorHAnsi" w:eastAsiaTheme="majorEastAsia" w:hAnsiTheme="majorHAnsi" w:cstheme="majorBidi"/>
+        <w:rFonts/>
         <w:b/>
         <w:bCs/>
       </w:rPr>
@@ -3882,14 +3692,14 @@
     </w:tblStylePr>
     <w:tblStylePr w:type="firstCol">
       <w:rPr>
-        <w:rFonts w:asciiTheme="majorHAnsi" w:eastAsiaTheme="majorEastAsia" w:hAnsiTheme="majorHAnsi" w:cstheme="majorBidi"/>
+        <w:rFonts/>
         <w:b/>
         <w:bCs/>
       </w:rPr>
     </w:tblStylePr>
     <w:tblStylePr w:type="lastCol">
       <w:rPr>
-        <w:rFonts w:asciiTheme="majorHAnsi" w:eastAsiaTheme="majorEastAsia" w:hAnsiTheme="majorHAnsi" w:cstheme="majorBidi"/>
+        <w:rFonts/>
         <w:b/>
         <w:bCs/>
       </w:rPr>
@@ -3973,7 +3783,7 @@
         <w:spacing w:before="0" w:after="0" w:line="240" w:lineRule="auto"/>
       </w:pPr>
       <w:rPr>
-        <w:rFonts w:asciiTheme="majorHAnsi" w:eastAsiaTheme="majorEastAsia" w:hAnsiTheme="majorHAnsi" w:cstheme="majorBidi"/>
+        <w:rFonts/>
         <w:b/>
         <w:bCs/>
       </w:rPr>
@@ -3994,7 +3804,7 @@
         <w:spacing w:before="0" w:after="0" w:line="240" w:lineRule="auto"/>
       </w:pPr>
       <w:rPr>
-        <w:rFonts w:asciiTheme="majorHAnsi" w:eastAsiaTheme="majorEastAsia" w:hAnsiTheme="majorHAnsi" w:cstheme="majorBidi"/>
+        <w:rFonts/>
         <w:b/>
         <w:bCs/>
       </w:rPr>
@@ -4012,14 +3822,14 @@
     </w:tblStylePr>
     <w:tblStylePr w:type="firstCol">
       <w:rPr>
-        <w:rFonts w:asciiTheme="majorHAnsi" w:eastAsiaTheme="majorEastAsia" w:hAnsiTheme="majorHAnsi" w:cstheme="majorBidi"/>
+        <w:rFonts/>
         <w:b/>
         <w:bCs/>
       </w:rPr>
     </w:tblStylePr>
     <w:tblStylePr w:type="lastCol">
       <w:rPr>
-        <w:rFonts w:asciiTheme="majorHAnsi" w:eastAsiaTheme="majorEastAsia" w:hAnsiTheme="majorHAnsi" w:cstheme="majorBidi"/>
+        <w:rFonts/>
         <w:b/>
         <w:bCs/>
       </w:rPr>
@@ -4103,7 +3913,7 @@
         <w:spacing w:before="0" w:after="0" w:line="240" w:lineRule="auto"/>
       </w:pPr>
       <w:rPr>
-        <w:rFonts w:asciiTheme="majorHAnsi" w:eastAsiaTheme="majorEastAsia" w:hAnsiTheme="majorHAnsi" w:cstheme="majorBidi"/>
+        <w:rFonts/>
         <w:b/>
         <w:bCs/>
       </w:rPr>
@@ -4124,7 +3934,7 @@
         <w:spacing w:before="0" w:after="0" w:line="240" w:lineRule="auto"/>
       </w:pPr>
       <w:rPr>
-        <w:rFonts w:asciiTheme="majorHAnsi" w:eastAsiaTheme="majorEastAsia" w:hAnsiTheme="majorHAnsi" w:cstheme="majorBidi"/>
+        <w:rFonts/>
         <w:b/>
         <w:bCs/>
       </w:rPr>
@@ -4142,14 +3952,14 @@
     </w:tblStylePr>
     <w:tblStylePr w:type="firstCol">
       <w:rPr>
-        <w:rFonts w:asciiTheme="majorHAnsi" w:eastAsiaTheme="majorEastAsia" w:hAnsiTheme="majorHAnsi" w:cstheme="majorBidi"/>
+        <w:rFonts/>
         <w:b/>
         <w:bCs/>
       </w:rPr>
     </w:tblStylePr>
     <w:tblStylePr w:type="lastCol">
       <w:rPr>
-        <w:rFonts w:asciiTheme="majorHAnsi" w:eastAsiaTheme="majorEastAsia" w:hAnsiTheme="majorHAnsi" w:cstheme="majorBidi"/>
+        <w:rFonts/>
         <w:b/>
         <w:bCs/>
       </w:rPr>
@@ -6014,7 +5824,7 @@
     </w:tblPr>
     <w:tblStylePr w:type="firstRow">
       <w:rPr>
-        <w:rFonts w:asciiTheme="majorHAnsi" w:eastAsiaTheme="majorEastAsia" w:hAnsiTheme="majorHAnsi" w:cstheme="majorBidi"/>
+        <w:rFonts/>
       </w:rPr>
       <w:tblPr/>
       <w:tcPr>
@@ -6098,7 +5908,7 @@
     </w:tblPr>
     <w:tblStylePr w:type="firstRow">
       <w:rPr>
-        <w:rFonts w:asciiTheme="majorHAnsi" w:eastAsiaTheme="majorEastAsia" w:hAnsiTheme="majorHAnsi" w:cstheme="majorBidi"/>
+        <w:rFonts/>
       </w:rPr>
       <w:tblPr/>
       <w:tcPr>
@@ -6182,7 +5992,7 @@
     </w:tblPr>
     <w:tblStylePr w:type="firstRow">
       <w:rPr>
-        <w:rFonts w:asciiTheme="majorHAnsi" w:eastAsiaTheme="majorEastAsia" w:hAnsiTheme="majorHAnsi" w:cstheme="majorBidi"/>
+        <w:rFonts/>
       </w:rPr>
       <w:tblPr/>
       <w:tcPr>
@@ -6266,7 +6076,7 @@
     </w:tblPr>
     <w:tblStylePr w:type="firstRow">
       <w:rPr>
-        <w:rFonts w:asciiTheme="majorHAnsi" w:eastAsiaTheme="majorEastAsia" w:hAnsiTheme="majorHAnsi" w:cstheme="majorBidi"/>
+        <w:rFonts/>
       </w:rPr>
       <w:tblPr/>
       <w:tcPr>
@@ -6350,7 +6160,7 @@
     </w:tblPr>
     <w:tblStylePr w:type="firstRow">
       <w:rPr>
-        <w:rFonts w:asciiTheme="majorHAnsi" w:eastAsiaTheme="majorEastAsia" w:hAnsiTheme="majorHAnsi" w:cstheme="majorBidi"/>
+        <w:rFonts/>
       </w:rPr>
       <w:tblPr/>
       <w:tcPr>
@@ -6434,7 +6244,7 @@
     </w:tblPr>
     <w:tblStylePr w:type="firstRow">
       <w:rPr>
-        <w:rFonts w:asciiTheme="majorHAnsi" w:eastAsiaTheme="majorEastAsia" w:hAnsiTheme="majorHAnsi" w:cstheme="majorBidi"/>
+        <w:rFonts/>
       </w:rPr>
       <w:tblPr/>
       <w:tcPr>
@@ -6518,7 +6328,7 @@
     </w:tblPr>
     <w:tblStylePr w:type="firstRow">
       <w:rPr>
-        <w:rFonts w:asciiTheme="majorHAnsi" w:eastAsiaTheme="majorEastAsia" w:hAnsiTheme="majorHAnsi" w:cstheme="majorBidi"/>
+        <w:rFonts/>
       </w:rPr>
       <w:tblPr/>
       <w:tcPr>
@@ -6583,7 +6393,7 @@
       <w:spacing w:after="0" w:line="240" w:lineRule="auto"/>
     </w:pPr>
     <w:rPr>
-      <w:rFonts w:asciiTheme="majorHAnsi" w:eastAsiaTheme="majorEastAsia" w:hAnsiTheme="majorHAnsi" w:cstheme="majorBidi"/>
+      <w:rFonts/>
       <w:color w:val="000000" w:themeColor="text1"/>
     </w:rPr>
     <w:tblPr>
@@ -6711,7 +6521,7 @@
       <w:spacing w:after="0" w:line="240" w:lineRule="auto"/>
     </w:pPr>
     <w:rPr>
-      <w:rFonts w:asciiTheme="majorHAnsi" w:eastAsiaTheme="majorEastAsia" w:hAnsiTheme="majorHAnsi" w:cstheme="majorBidi"/>
+      <w:rFonts/>
       <w:color w:val="000000" w:themeColor="text1"/>
     </w:rPr>
     <w:tblPr>
@@ -6839,7 +6649,7 @@
       <w:spacing w:after="0" w:line="240" w:lineRule="auto"/>
     </w:pPr>
     <w:rPr>
-      <w:rFonts w:asciiTheme="majorHAnsi" w:eastAsiaTheme="majorEastAsia" w:hAnsiTheme="majorHAnsi" w:cstheme="majorBidi"/>
+      <w:rFonts/>
       <w:color w:val="000000" w:themeColor="text1"/>
     </w:rPr>
     <w:tblPr>
@@ -6967,7 +6777,7 @@
       <w:spacing w:after="0" w:line="240" w:lineRule="auto"/>
     </w:pPr>
     <w:rPr>
-      <w:rFonts w:asciiTheme="majorHAnsi" w:eastAsiaTheme="majorEastAsia" w:hAnsiTheme="majorHAnsi" w:cstheme="majorBidi"/>
+      <w:rFonts/>
       <w:color w:val="000000" w:themeColor="text1"/>
     </w:rPr>
     <w:tblPr>
@@ -7095,7 +6905,7 @@
       <w:spacing w:after="0" w:line="240" w:lineRule="auto"/>
     </w:pPr>
     <w:rPr>
-      <w:rFonts w:asciiTheme="majorHAnsi" w:eastAsiaTheme="majorEastAsia" w:hAnsiTheme="majorHAnsi" w:cstheme="majorBidi"/>
+      <w:rFonts/>
       <w:color w:val="000000" w:themeColor="text1"/>
     </w:rPr>
     <w:tblPr>
@@ -7223,7 +7033,7 @@
       <w:spacing w:after="0" w:line="240" w:lineRule="auto"/>
     </w:pPr>
     <w:rPr>
-      <w:rFonts w:asciiTheme="majorHAnsi" w:eastAsiaTheme="majorEastAsia" w:hAnsiTheme="majorHAnsi" w:cstheme="majorBidi"/>
+      <w:rFonts/>
       <w:color w:val="000000" w:themeColor="text1"/>
     </w:rPr>
     <w:tblPr>
@@ -7351,7 +7161,7 @@
       <w:spacing w:after="0" w:line="240" w:lineRule="auto"/>
     </w:pPr>
     <w:rPr>
-      <w:rFonts w:asciiTheme="majorHAnsi" w:eastAsiaTheme="majorEastAsia" w:hAnsiTheme="majorHAnsi" w:cstheme="majorBidi"/>
+      <w:rFonts/>
       <w:color w:val="000000" w:themeColor="text1"/>
     </w:rPr>
     <w:tblPr>
@@ -7990,7 +7800,7 @@
       <w:spacing w:after="0" w:line="240" w:lineRule="auto"/>
     </w:pPr>
     <w:rPr>
-      <w:rFonts w:asciiTheme="majorHAnsi" w:eastAsiaTheme="majorEastAsia" w:hAnsiTheme="majorHAnsi" w:cstheme="majorBidi"/>
+      <w:rFonts/>
       <w:color w:val="000000" w:themeColor="text1"/>
     </w:rPr>
     <w:tblPr>
@@ -8115,7 +7925,7 @@
       <w:spacing w:after="0" w:line="240" w:lineRule="auto"/>
     </w:pPr>
     <w:rPr>
-      <w:rFonts w:asciiTheme="majorHAnsi" w:eastAsiaTheme="majorEastAsia" w:hAnsiTheme="majorHAnsi" w:cstheme="majorBidi"/>
+      <w:rFonts/>
       <w:color w:val="000000" w:themeColor="text1"/>
     </w:rPr>
     <w:tblPr>
@@ -8240,7 +8050,7 @@
       <w:spacing w:after="0" w:line="240" w:lineRule="auto"/>
     </w:pPr>
     <w:rPr>
-      <w:rFonts w:asciiTheme="majorHAnsi" w:eastAsiaTheme="majorEastAsia" w:hAnsiTheme="majorHAnsi" w:cstheme="majorBidi"/>
+      <w:rFonts/>
       <w:color w:val="000000" w:themeColor="text1"/>
     </w:rPr>
     <w:tblPr>
@@ -8365,7 +8175,7 @@
       <w:spacing w:after="0" w:line="240" w:lineRule="auto"/>
     </w:pPr>
     <w:rPr>
-      <w:rFonts w:asciiTheme="majorHAnsi" w:eastAsiaTheme="majorEastAsia" w:hAnsiTheme="majorHAnsi" w:cstheme="majorBidi"/>
+      <w:rFonts/>
       <w:color w:val="000000" w:themeColor="text1"/>
     </w:rPr>
     <w:tblPr>
@@ -8490,7 +8300,7 @@
       <w:spacing w:after="0" w:line="240" w:lineRule="auto"/>
     </w:pPr>
     <w:rPr>
-      <w:rFonts w:asciiTheme="majorHAnsi" w:eastAsiaTheme="majorEastAsia" w:hAnsiTheme="majorHAnsi" w:cstheme="majorBidi"/>
+      <w:rFonts/>
       <w:color w:val="000000" w:themeColor="text1"/>
     </w:rPr>
     <w:tblPr>
@@ -8615,7 +8425,7 @@
       <w:spacing w:after="0" w:line="240" w:lineRule="auto"/>
     </w:pPr>
     <w:rPr>
-      <w:rFonts w:asciiTheme="majorHAnsi" w:eastAsiaTheme="majorEastAsia" w:hAnsiTheme="majorHAnsi" w:cstheme="majorBidi"/>
+      <w:rFonts/>
       <w:color w:val="000000" w:themeColor="text1"/>
     </w:rPr>
     <w:tblPr>
@@ -8740,7 +8550,7 @@
       <w:spacing w:after="0" w:line="240" w:lineRule="auto"/>
     </w:pPr>
     <w:rPr>
-      <w:rFonts w:asciiTheme="majorHAnsi" w:eastAsiaTheme="majorEastAsia" w:hAnsiTheme="majorHAnsi" w:cstheme="majorBidi"/>
+      <w:rFonts/>
       <w:color w:val="000000" w:themeColor="text1"/>
     </w:rPr>
     <w:tblPr>

--- a/az/discovery-articles/7.1 Süni intellekt.docx
+++ b/az/discovery-articles/7.1 Süni intellekt.docx
@@ -111,7 +111,7 @@
         <w:widowControl/>
       </w:pPr>
       <w:r>
-        <w:t>Süni intellekt — Sİ, ingiliscə «Artificial Intelligence», AI — təsvirləri sinifləndirən, dilləri tərcümə edən, gediş tövsiyə edən, mətn və şəkil yaradan sistemləri hazırlayan informatika sahəsidir. Müasir əsas yanaşma maşın öyrənməsidir: proqram daxili ədədi parametrlərini dəyişir ki, nəticələri nümunələrə daha yaxşı uyğun gəlsin. Neyron şəbəkəsi beyindən ümumi şəkildə ilhamlanan çoxqatlı hesablamadır, zehnin surəti deyil. Bugünkü süni intellekt qanunauyğunluqları emal edən güclü vasitədir; qutunun içindəki insan deyil.</w:t>
+        <w:t xml:space="preserve">Süni intellekt (Sİ) təsvirləri sinifləndirən, dilləri tərcümə edən, gediş tövsiyə edən, mətn və şəkil yaradan sistemləri hazırlayan informatika sahəsidir. Müasir əsas yanaşma maşın öyrənməsidir: proqram daxili ədədi parametrlərini dəyişir ki, nəticələri nümunələrə daha yaxşı uyğun gəlsin. Neyron şəbəkəsi beyindən ümumi şəkildə ilhamlanan çoxqatlı hesablamadır, zehnin surəti deyil. Bugünkü süni intellekt qanunauyğunluqları emal edən güclü vasitədir; qutunun içindəki insan deyil.</w:t>
       </w:r>
     </w:p>
     <w:p>
@@ -120,7 +120,7 @@
         <w:widowControl/>
       </w:pPr>
       <w:r>
-        <w:t>Kim kəşf edib və ya yaradıb</w:t>
+        <w:t xml:space="preserve">Kim yaradıb</w:t>
       </w:r>
     </w:p>
     <w:p>
@@ -217,7 +217,7 @@
         <w:rPr>
           <w:sz w:val="20"/>
         </w:rPr>
-        <w:t>A Kitablar və əsas elmi əsərlər</w:t>
+        <w:t>Kitablar və əsas elmi əsərlər</w:t>
       </w:r>
     </w:p>
     <w:p>
@@ -240,7 +240,7 @@
         <w:rPr>
           <w:sz w:val="20"/>
         </w:rPr>
-        <w:t>C Qurumların materialları və ensiklopedik mənbələr</w:t>
+        <w:t>Qurumların materialları və ensiklopedik mənbələr</w:t>
       </w:r>
     </w:p>
     <w:p>
@@ -348,7 +348,7 @@
         <w:rPr>
           <w:sz w:val="20"/>
         </w:rPr>
-        <w:t>G Kosmik agentliklər laboratoriyalar və elmi təşkilatlar</w:t>
+        <w:t>Kosmik agentliklər laboratoriyalar və elmi təşkilatlar</w:t>
       </w:r>
     </w:p>
     <w:p>
